--- a/102/Capstone/Part-2/documentation.docx
+++ b/102/Capstone/Part-2/documentation.docx
@@ -40,7 +40,7 @@
     <w:p>
       <w:r>
         <w:pict w14:anchorId="76A4C6A3">
-          <v:rect id="_x0000_i1037" style="width:0;height:3pt" o:hralign="center" o:hrstd="t" o:hrnoshade="t" o:hr="t" fillcolor="#333" stroked="f"/>
+          <v:rect id="_x0000_i1025" style="width:0;height:3pt" o:hralign="center" o:hrstd="t" o:hrnoshade="t" o:hr="t" fillcolor="#333" stroked="f"/>
         </w:pict>
       </w:r>
     </w:p>
@@ -112,6 +112,17 @@
           <w:t>documentation.docx</w:t>
         </w:r>
       </w:hyperlink>
+      <w:r>
+        <w:t> and </w:t>
+      </w:r>
+      <w:hyperlink r:id="rId8" w:history="1">
+        <w:r>
+          <w:rPr>
+            <w:rStyle w:val="Hyperlink"/>
+          </w:rPr>
+          <w:t>https://102sh63kv7.apidog.io/</w:t>
+        </w:r>
+      </w:hyperlink>
     </w:p>
     <w:p>
       <w:pPr>
@@ -120,7 +131,7 @@
           <w:numId w:val="1"/>
         </w:numPr>
       </w:pPr>
-      <w:hyperlink r:id="rId8" w:history="1">
+      <w:hyperlink r:id="rId9" w:history="1">
         <w:r>
           <w:rPr>
             <w:rStyle w:val="Hyperlink"/>
@@ -136,7 +147,7 @@
           <w:numId w:val="1"/>
         </w:numPr>
       </w:pPr>
-      <w:hyperlink r:id="rId9" w:history="1">
+      <w:hyperlink r:id="rId10" w:history="1">
         <w:proofErr w:type="spellStart"/>
         <w:r>
           <w:rPr>
@@ -154,7 +165,7 @@
           <w:numId w:val="1"/>
         </w:numPr>
       </w:pPr>
-      <w:hyperlink r:id="rId10" w:history="1">
+      <w:hyperlink r:id="rId11" w:history="1">
         <w:proofErr w:type="spellStart"/>
         <w:proofErr w:type="gramStart"/>
         <w:r>
@@ -174,7 +185,7 @@
           <w:numId w:val="1"/>
         </w:numPr>
       </w:pPr>
-      <w:hyperlink r:id="rId11" w:history="1">
+      <w:hyperlink r:id="rId12" w:history="1">
         <w:proofErr w:type="spellStart"/>
         <w:proofErr w:type="gramStart"/>
         <w:r>
@@ -190,7 +201,7 @@
     <w:p>
       <w:r>
         <w:pict w14:anchorId="2A656037">
-          <v:rect id="_x0000_i1038" style="width:0;height:3pt" o:hralign="center" o:hrstd="t" o:hrnoshade="t" o:hr="t" fillcolor="#333" stroked="f"/>
+          <v:rect id="_x0000_i1026" style="width:0;height:3pt" o:hralign="center" o:hrstd="t" o:hrnoshade="t" o:hr="t" fillcolor="#333" stroked="f"/>
         </w:pict>
       </w:r>
     </w:p>
